--- a/04_WIP/Drafts/Dynamic Expectation Field Theory (DEFT) WIP.docx
+++ b/04_WIP/Drafts/Dynamic Expectation Field Theory (DEFT) WIP.docx
@@ -325,7 +325,7 @@
           <w:rFonts w:ascii="Aptos" w:eastAsia="Helvetica" w:hAnsi="Aptos" w:cs="Helvetica"/>
         </w:rPr>
       </w:pPr>
-      <w:hyperlink r:id="rId6" w:history="1">
+      <w:hyperlink r:id="rId9" w:history="1">
         <w:r>
           <w:rPr>
             <w:rStyle w:val="Hyperlink0"/>
@@ -410,7 +410,7 @@
           <w:rFonts w:ascii="Aptos" w:eastAsia="Helvetica" w:hAnsi="Aptos" w:cs="Helvetica"/>
         </w:rPr>
       </w:pPr>
-      <w:hyperlink r:id="rId7" w:history="1">
+      <w:hyperlink r:id="rId10" w:history="1">
         <w:r>
           <w:rPr>
             <w:rStyle w:val="Hyperlink0"/>
@@ -493,89 +493,6 @@
         <w:spacing w:before="0" w:after="160" w:line="503" w:lineRule="exact"/>
         <w:rPr>
           <w:rFonts w:ascii="Aptos" w:eastAsia="Helvetica" w:hAnsi="Aptos" w:cs="Helvetica"/>
-        </w:rPr>
-      </w:pPr>
-      <w:r>
-        <w:rPr>
-          <w:rFonts w:ascii="Aptos" w:hAnsi="Aptos"/>
-          <w:lang w:val="fr-FR"/>
-        </w:rPr>
-        <w:t>June 2025</w:t>
-      </w:r>
-    </w:p>
-    <w:p>
-      <w:pPr>
-        <w:pStyle w:val="Default"/>
-        <w:tabs>
-          <w:tab w:val="left" w:pos="560"/>
-          <w:tab w:val="left" w:pos="1120"/>
-          <w:tab w:val="left" w:pos="1680"/>
-          <w:tab w:val="left" w:pos="2240"/>
-          <w:tab w:val="left" w:pos="2800"/>
-          <w:tab w:val="left" w:pos="3360"/>
-          <w:tab w:val="left" w:pos="3920"/>
-          <w:tab w:val="left" w:pos="4480"/>
-          <w:tab w:val="left" w:pos="5040"/>
-          <w:tab w:val="left" w:pos="5600"/>
-          <w:tab w:val="left" w:pos="6160"/>
-          <w:tab w:val="left" w:pos="6720"/>
-          <w:tab w:val="left" w:pos="6740"/>
-          <w:tab w:val="left" w:pos="6760"/>
-          <w:tab w:val="left" w:pos="6780"/>
-          <w:tab w:val="left" w:pos="6800"/>
-          <w:tab w:val="left" w:pos="6820"/>
-          <w:tab w:val="left" w:pos="6840"/>
-          <w:tab w:val="left" w:pos="6860"/>
-          <w:tab w:val="left" w:pos="6880"/>
-          <w:tab w:val="left" w:pos="6900"/>
-          <w:tab w:val="left" w:pos="6920"/>
-          <w:tab w:val="left" w:pos="6940"/>
-          <w:tab w:val="left" w:pos="6960"/>
-          <w:tab w:val="left" w:pos="6980"/>
-          <w:tab w:val="left" w:pos="7000"/>
-          <w:tab w:val="left" w:pos="7020"/>
-          <w:tab w:val="left" w:pos="7040"/>
-          <w:tab w:val="left" w:pos="7060"/>
-          <w:tab w:val="left" w:pos="7080"/>
-          <w:tab w:val="left" w:pos="7100"/>
-          <w:tab w:val="left" w:pos="7120"/>
-          <w:tab w:val="left" w:pos="7140"/>
-          <w:tab w:val="left" w:pos="7160"/>
-          <w:tab w:val="left" w:pos="7180"/>
-          <w:tab w:val="left" w:pos="7200"/>
-          <w:tab w:val="left" w:pos="7220"/>
-          <w:tab w:val="left" w:pos="7240"/>
-          <w:tab w:val="left" w:pos="7260"/>
-          <w:tab w:val="left" w:pos="7280"/>
-          <w:tab w:val="left" w:pos="7300"/>
-          <w:tab w:val="left" w:pos="7320"/>
-          <w:tab w:val="left" w:pos="7340"/>
-          <w:tab w:val="left" w:pos="7360"/>
-          <w:tab w:val="left" w:pos="7380"/>
-          <w:tab w:val="left" w:pos="7400"/>
-          <w:tab w:val="left" w:pos="7420"/>
-          <w:tab w:val="left" w:pos="7440"/>
-          <w:tab w:val="left" w:pos="7460"/>
-          <w:tab w:val="left" w:pos="7480"/>
-          <w:tab w:val="left" w:pos="7500"/>
-          <w:tab w:val="left" w:pos="7520"/>
-          <w:tab w:val="left" w:pos="7540"/>
-          <w:tab w:val="left" w:pos="7560"/>
-          <w:tab w:val="left" w:pos="7580"/>
-          <w:tab w:val="left" w:pos="7600"/>
-          <w:tab w:val="left" w:pos="7620"/>
-          <w:tab w:val="left" w:pos="7640"/>
-          <w:tab w:val="left" w:pos="7660"/>
-          <w:tab w:val="left" w:pos="7680"/>
-          <w:tab w:val="left" w:pos="7700"/>
-          <w:tab w:val="left" w:pos="7720"/>
-          <w:tab w:val="left" w:pos="7740"/>
-          <w:tab w:val="left" w:pos="7760"/>
-        </w:tabs>
-        <w:suppressAutoHyphens/>
-        <w:spacing w:before="0" w:after="160" w:line="503" w:lineRule="exact"/>
-        <w:rPr>
-          <w:rFonts w:ascii="Aptos" w:eastAsia="Helvetica" w:hAnsi="Aptos" w:cs="Helvetica"/>
           <w:b/>
           <w:bCs/>
         </w:rPr>
@@ -822,14 +739,7 @@
         <w:rPr>
           <w:rFonts w:ascii="Aptos" w:hAnsi="Aptos"/>
         </w:rPr>
-        <w:t xml:space="preserve">Dynamic Expectation Field Theory (DEFT) proposes a mechanism through which cognitive systems anticipate environmental demands by maintaining adaptive expectation fields. Expectation fields function as continuous predictive distributions, dynamically adjusted by observed mismatches between anticipated and actual sensory, cognitive, or affective events. These fields facilitate optimal allocation of cognitive resources by pre-emptively modulating attention, action readiness, and decision-making efficiency. Central to DEFT is the Anticipatory Field Generator (AFG), a computational engine responsible for updating expectation fields through prediction-error feedback, volatility estimation, and hierarchical calibration. The theory explains cognitive flexibility, resilience to uncertainty, and vulnerability to maladaptive anticipation such as anxiety or cognitive fatigue. DEFT yields empirically falsifiable predictions concerning cognitive load modulation, adaptive learning </w:t>
-      </w:r>
-      <w:r>
-        <w:rPr>
-          <w:rFonts w:ascii="Aptos" w:hAnsi="Aptos"/>
-        </w:rPr>
-        <w:lastRenderedPageBreak/>
-        <w:t>rates, and anticipatory signal attenuation, suitable for experimental validation through behavioral paradigms and neurocomputational modeling.</w:t>
+        <w:t>Dynamic Expectation Field Theory (DEFT) proposes a mechanism through which cognitive systems anticipate environmental demands by maintaining adaptive expectation fields. Expectation fields function as continuous predictive distributions, dynamically adjusted by observed mismatches between anticipated and actual sensory, cognitive, or affective events. These fields facilitate optimal allocation of cognitive resources by pre-emptively modulating attention, action readiness, and decision-making efficiency. Central to DEFT is the Anticipatory Field Generator (AFG), a computational engine responsible for updating expectation fields through prediction-error feedback, volatility estimation, and hierarchical calibration. The theory explains cognitive flexibility, resilience to uncertainty, and vulnerability to maladaptive anticipation such as anxiety or cognitive fatigue. DEFT yields empirically falsifiable predictions concerning cognitive load modulation, adaptive learning rates, and anticipatory signal attenuation, suitable for experimental validation through behavioral paradigms and neurocomputational modeling.</w:t>
       </w:r>
     </w:p>
     <w:p>
@@ -914,6 +824,7 @@
           <w:bCs/>
           <w:lang w:val="fr-FR"/>
         </w:rPr>
+        <w:lastRenderedPageBreak/>
         <w:t>1.0 Introduction</w:t>
       </w:r>
     </w:p>
@@ -1029,7 +940,6 @@
         <w:t xml:space="preserve"> </w:t>
       </w:r>
       <w:proofErr w:type="spellStart"/>
-      <w:proofErr w:type="gramStart"/>
       <w:r>
         <w:rPr>
           <w:rFonts w:ascii="Aptos" w:hAnsi="Aptos"/>
@@ -1042,28 +952,7 @@
         <w:rPr>
           <w:rFonts w:ascii="Aptos" w:hAnsi="Aptos"/>
         </w:rPr>
-        <w:t>—</w:t>
-      </w:r>
-      <w:proofErr w:type="gramEnd"/>
-      <w:r>
-        <w:rPr>
-          <w:rFonts w:ascii="Aptos" w:hAnsi="Aptos"/>
-        </w:rPr>
-        <w:t>the Anticipatory Field Generator (AFG)</w:t>
-      </w:r>
-      <w:proofErr w:type="gramStart"/>
-      <w:r>
-        <w:rPr>
-          <w:rFonts w:ascii="Aptos" w:hAnsi="Aptos"/>
-        </w:rPr>
-        <w:t>—internal processing</w:t>
-      </w:r>
-      <w:proofErr w:type="gramEnd"/>
-      <w:r>
-        <w:rPr>
-          <w:rFonts w:ascii="Aptos" w:hAnsi="Aptos"/>
-        </w:rPr>
-        <w:t xml:space="preserve"> dynamics, and empirically testable predictions, contributing to theoretical refinement and practical application in cognitive and computational sciences.</w:t>
+        <w:t>—the Anticipatory Field Generator (AFG)—internal processing dynamics, and empirically testable predictions, contributing to theoretical refinement and practical application in cognitive and computational sciences.</w:t>
       </w:r>
     </w:p>
     <w:p>
@@ -1562,7 +1451,6 @@
         <w:rPr>
           <w:rFonts w:ascii="Aptos" w:hAnsi="Aptos"/>
         </w:rPr>
-        <w:lastRenderedPageBreak/>
         <w:t>The AFG continuously generates, adjusts, and calibrates expectation fields through three integrated processes:</w:t>
       </w:r>
     </w:p>
@@ -1645,6 +1533,7 @@
         <w:rPr>
           <w:rFonts w:ascii="Aptos" w:hAnsi="Aptos"/>
         </w:rPr>
+        <w:lastRenderedPageBreak/>
         <w:t>• Prediction-Error Feedback: Adjusts field distributions based on discrepancies between expected and observed events.</w:t>
       </w:r>
     </w:p>
@@ -1975,21 +1864,7 @@
         <w:rPr>
           <w:rFonts w:ascii="Aptos" w:hAnsi="Aptos"/>
         </w:rPr>
-        <w:t xml:space="preserve">Expectation fields influence cognitive resource distribution through anticipatory </w:t>
-      </w:r>
-      <w:proofErr w:type="gramStart"/>
-      <w:r>
-        <w:rPr>
-          <w:rFonts w:ascii="Aptos" w:hAnsi="Aptos"/>
-        </w:rPr>
-        <w:t>gating,</w:t>
-      </w:r>
-      <w:proofErr w:type="gramEnd"/>
-      <w:r>
-        <w:rPr>
-          <w:rFonts w:ascii="Aptos" w:hAnsi="Aptos"/>
-        </w:rPr>
-        <w:t xml:space="preserve"> dynamically prioritizing processing pathways associated with high predictive certainty or critical uncertainty. This ensures optimal cognitive readiness and minimizes resource wastage under uncertainty.</w:t>
+        <w:t>Expectation fields influence cognitive resource distribution through anticipatory gating, dynamically prioritizing processing pathways associated with high predictive certainty or critical uncertainty. This ensures optimal cognitive readiness and minimizes resource wastage under uncertainty.</w:t>
       </w:r>
     </w:p>
     <w:p>
@@ -2571,7 +2446,6 @@
           <w:b/>
           <w:bCs/>
         </w:rPr>
-        <w:lastRenderedPageBreak/>
         <w:t>3.3 Field Updating and Volatility Adjustment</w:t>
       </w:r>
     </w:p>
@@ -2654,6 +2528,7 @@
         <w:rPr>
           <w:rFonts w:ascii="Aptos" w:hAnsi="Aptos"/>
         </w:rPr>
+        <w:lastRenderedPageBreak/>
         <w:t>Prediction errors prompt immediate recalibration of expectation fields. High volatility leads to accelerated updating, while low volatility favors stable predictive states.</w:t>
       </w:r>
     </w:p>
@@ -3568,7 +3443,6 @@
         <w:rPr>
           <w:rFonts w:ascii="Aptos" w:hAnsi="Aptos"/>
         </w:rPr>
-        <w:lastRenderedPageBreak/>
         <w:t>Prediction: Learning rate dynamically accelerates during initial periods of high uncertainty and gradually stabilizes as anticipatory fields mature.</w:t>
       </w:r>
     </w:p>
@@ -3651,6 +3525,7 @@
         <w:rPr>
           <w:rFonts w:ascii="Aptos" w:hAnsi="Aptos"/>
         </w:rPr>
+        <w:lastRenderedPageBreak/>
         <w:t>Illustrative Case: In novel probabilistic reinforcement tasks with changing probabilities, behavioral learning curves will show an initial steep rise followed by stabilization.</w:t>
       </w:r>
     </w:p>
@@ -3981,21 +3856,7 @@
         <w:rPr>
           <w:rFonts w:ascii="Aptos" w:hAnsi="Aptos"/>
         </w:rPr>
-        <w:t>These predictions are directly evaluable using behavioral paradigms, EEG/</w:t>
-      </w:r>
-      <w:proofErr w:type="gramStart"/>
-      <w:r>
-        <w:rPr>
-          <w:rFonts w:ascii="Aptos" w:hAnsi="Aptos"/>
-        </w:rPr>
-        <w:t>fMRI</w:t>
-      </w:r>
-      <w:proofErr w:type="gramEnd"/>
-      <w:r>
-        <w:rPr>
-          <w:rFonts w:ascii="Aptos" w:hAnsi="Aptos"/>
-        </w:rPr>
-        <w:t>, pupil dilation, and computational modeling.</w:t>
+        <w:t>These predictions are directly evaluable using behavioral paradigms, EEG/fMRI, pupil dilation, and computational modeling.</w:t>
       </w:r>
     </w:p>
     <w:p>
@@ -4489,7 +4350,6 @@
         <w:rPr>
           <w:rFonts w:ascii="Aptos" w:hAnsi="Aptos"/>
         </w:rPr>
-        <w:lastRenderedPageBreak/>
         <w:t>• Integration with clinical populations to investigate maladaptive anticipation in anxiety and cognitive fatigue.</w:t>
       </w:r>
     </w:p>
@@ -4656,6 +4516,7 @@
           <w:b/>
           <w:bCs/>
         </w:rPr>
+        <w:lastRenderedPageBreak/>
         <w:t>6.0 Final Synthesis</w:t>
       </w:r>
     </w:p>
@@ -5006,7 +4867,7 @@
         </w:rPr>
         <w:t xml:space="preserve">, 10(9), 1214–1221. </w:t>
       </w:r>
-      <w:hyperlink r:id="rId8" w:history="1">
+      <w:hyperlink r:id="rId11" w:history="1">
         <w:r>
           <w:rPr>
             <w:rStyle w:val="Hyperlink0"/>
@@ -5096,7 +4957,6 @@
         <w:rPr>
           <w:rFonts w:ascii="Aptos" w:hAnsi="Aptos"/>
         </w:rPr>
-        <w:lastRenderedPageBreak/>
         <w:t>Botvinick</w:t>
       </w:r>
       <w:proofErr w:type="spellEnd"/>
@@ -5120,7 +4980,7 @@
         </w:rPr>
         <w:t xml:space="preserve">, 108(3), 624–652. </w:t>
       </w:r>
-      <w:hyperlink r:id="rId9" w:history="1">
+      <w:hyperlink r:id="rId12" w:history="1">
         <w:r>
           <w:rPr>
             <w:rStyle w:val="Hyperlink0"/>
@@ -5209,6 +5069,7 @@
         <w:rPr>
           <w:rFonts w:ascii="Aptos" w:hAnsi="Aptos"/>
         </w:rPr>
+        <w:lastRenderedPageBreak/>
         <w:t xml:space="preserve">Brisart, J. (2025). The Brisart Format: A Standardized Template for Theoretical, Conceptual, and Methodological Manuscripts (Version v2). </w:t>
       </w:r>
       <w:proofErr w:type="spellStart"/>
@@ -5225,7 +5086,7 @@
         </w:rPr>
         <w:t xml:space="preserve">. </w:t>
       </w:r>
-      <w:hyperlink r:id="rId10" w:history="1">
+      <w:hyperlink r:id="rId13" w:history="1">
         <w:r>
           <w:rPr>
             <w:rStyle w:val="Hyperlink0"/>
@@ -5342,7 +5203,7 @@
         </w:rPr>
         <w:t xml:space="preserve">. </w:t>
       </w:r>
-      <w:hyperlink r:id="rId11" w:history="1">
+      <w:hyperlink r:id="rId14" w:history="1">
         <w:r>
           <w:rPr>
             <w:rStyle w:val="Hyperlink0"/>
@@ -5447,7 +5308,7 @@
         </w:rPr>
         <w:t xml:space="preserve">, 18(8), 414–421. </w:t>
       </w:r>
-      <w:hyperlink r:id="rId12" w:history="1">
+      <w:hyperlink r:id="rId15" w:history="1">
         <w:r>
           <w:rPr>
             <w:rStyle w:val="Hyperlink0"/>
@@ -5553,7 +5414,7 @@
         </w:rPr>
         <w:t xml:space="preserve">. </w:t>
       </w:r>
-      <w:hyperlink r:id="rId13" w:history="1">
+      <w:hyperlink r:id="rId16" w:history="1">
         <w:r>
           <w:rPr>
             <w:rStyle w:val="Hyperlink0"/>
@@ -5658,7 +5519,7 @@
         </w:rPr>
         <w:t xml:space="preserve">, 11(2), 127–138. </w:t>
       </w:r>
-      <w:hyperlink r:id="rId14" w:history="1">
+      <w:hyperlink r:id="rId17" w:history="1">
         <w:r>
           <w:rPr>
             <w:rStyle w:val="Hyperlink0"/>
@@ -5775,7 +5636,7 @@
         </w:rPr>
         <w:t xml:space="preserve">, 9(13), eadd0501. </w:t>
       </w:r>
-      <w:hyperlink r:id="rId15" w:history="1">
+      <w:hyperlink r:id="rId18" w:history="1">
         <w:r>
           <w:rPr>
             <w:rStyle w:val="Hyperlink0"/>
@@ -5882,7 +5743,7 @@
         </w:rPr>
         <w:t xml:space="preserve">, 15(7), 1040–1046. </w:t>
       </w:r>
-      <w:hyperlink r:id="rId16" w:history="1">
+      <w:hyperlink r:id="rId19" w:history="1">
         <w:r>
           <w:rPr>
             <w:rStyle w:val="Hyperlink0"/>
@@ -5997,7 +5858,7 @@
         </w:rPr>
         <w:t xml:space="preserve">. </w:t>
       </w:r>
-      <w:hyperlink r:id="rId17" w:history="1">
+      <w:hyperlink r:id="rId20" w:history="1">
         <w:r>
           <w:rPr>
             <w:rStyle w:val="Hyperlink0"/>
@@ -6086,7 +5947,6 @@
         <w:rPr>
           <w:rFonts w:ascii="Aptos" w:hAnsi="Aptos"/>
         </w:rPr>
-        <w:lastRenderedPageBreak/>
         <w:t xml:space="preserve">Shenhav, A., </w:t>
       </w:r>
       <w:proofErr w:type="spellStart"/>
@@ -6118,7 +5978,7 @@
         </w:rPr>
         <w:t xml:space="preserve">, 79(2), 217–240. </w:t>
       </w:r>
-      <w:hyperlink r:id="rId18" w:history="1">
+      <w:hyperlink r:id="rId21" w:history="1">
         <w:r>
           <w:rPr>
             <w:rStyle w:val="Hyperlink0"/>
@@ -6129,8 +5989,8 @@
       </w:hyperlink>
     </w:p>
     <w:sectPr>
-      <w:headerReference w:type="default" r:id="rId19"/>
-      <w:footerReference w:type="default" r:id="rId20"/>
+      <w:headerReference w:type="default" r:id="rId22"/>
+      <w:footerReference w:type="default" r:id="rId23"/>
       <w:pgSz w:w="12240" w:h="15840"/>
       <w:pgMar w:top="1440" w:right="1440" w:bottom="1440" w:left="1440" w:header="720" w:footer="720" w:gutter="0"/>
       <w:pgNumType w:start="1"/>
@@ -7800,6 +7660,15 @@
 </file>
 
 <file path=customXml/item1.xml><?xml version="1.0" encoding="utf-8"?>
+<?mso-contentType ?>
+<FormTemplates xmlns="http://schemas.microsoft.com/sharepoint/v3/contenttype/forms">
+  <Display>DocumentLibraryForm</Display>
+  <Edit>DocumentLibraryForm</Edit>
+  <New>DocumentLibraryForm</New>
+</FormTemplates>
+</file>
+
+<file path=customXml/item2.xml><?xml version="1.0" encoding="utf-8"?>
 <ct:contentTypeSchema xmlns:ct="http://schemas.microsoft.com/office/2006/metadata/contentType" xmlns:ma="http://schemas.microsoft.com/office/2006/metadata/properties/metaAttributes" ct:_="" ma:_="" ma:contentTypeName="Document" ma:contentTypeID="0x010100CA19EDAD6CC8A44BADBF5390A7549DBA" ma:contentTypeVersion="11" ma:contentTypeDescription="Create a new document." ma:contentTypeScope="" ma:versionID="ab6f55c28e73582c465e71dd7b1e612b">
   <xsd:schema xmlns:xsd="http://www.w3.org/2001/XMLSchema" xmlns:xs="http://www.w3.org/2001/XMLSchema" xmlns:p="http://schemas.microsoft.com/office/2006/metadata/properties" xmlns:ns2="40915466-697b-4597-97a8-8ce3ba18083c" xmlns:ns3="ce5264cd-2933-4f1d-9ccf-564f0c8f34c0" targetNamespace="http://schemas.microsoft.com/office/2006/metadata/properties" ma:root="true" ma:fieldsID="9843b965ebdc657e2ca15c09c806933b" ns2:_="" ns3:_="">
     <xsd:import namespace="40915466-697b-4597-97a8-8ce3ba18083c"/>
@@ -7994,15 +7863,6 @@
 </ct:contentTypeSchema>
 </file>
 
-<file path=customXml/item2.xml><?xml version="1.0" encoding="utf-8"?>
-<?mso-contentType ?>
-<FormTemplates xmlns="http://schemas.microsoft.com/sharepoint/v3/contenttype/forms">
-  <Display>DocumentLibraryForm</Display>
-  <Edit>DocumentLibraryForm</Edit>
-  <New>DocumentLibraryForm</New>
-</FormTemplates>
-</file>
-
 <file path=customXml/item3.xml><?xml version="1.0" encoding="utf-8"?>
 <p:properties xmlns:p="http://schemas.microsoft.com/office/2006/metadata/properties" xmlns:xsi="http://www.w3.org/2001/XMLSchema-instance" xmlns:pc="http://schemas.microsoft.com/office/infopath/2007/PartnerControls">
   <documentManagement>
@@ -8015,13 +7875,39 @@
 </file>
 
 <file path=customXml/itemProps1.xml><?xml version="1.0" encoding="utf-8"?>
-<ds:datastoreItem xmlns:ds="http://schemas.openxmlformats.org/officeDocument/2006/customXml" ds:itemID="{A839A5AA-D5B2-448E-8E80-748DC8768977}"/>
+<ds:datastoreItem xmlns:ds="http://schemas.openxmlformats.org/officeDocument/2006/customXml" ds:itemID="{C6B94446-D4A7-4614-B9CE-BCEC445D9BAA}">
+  <ds:schemaRefs>
+    <ds:schemaRef ds:uri="http://schemas.microsoft.com/sharepoint/v3/contenttype/forms"/>
+  </ds:schemaRefs>
+</ds:datastoreItem>
 </file>
 
 <file path=customXml/itemProps2.xml><?xml version="1.0" encoding="utf-8"?>
-<ds:datastoreItem xmlns:ds="http://schemas.openxmlformats.org/officeDocument/2006/customXml" ds:itemID="{C6B94446-D4A7-4614-B9CE-BCEC445D9BAA}"/>
+<ds:datastoreItem xmlns:ds="http://schemas.openxmlformats.org/officeDocument/2006/customXml" ds:itemID="{A839A5AA-D5B2-448E-8E80-748DC8768977}">
+  <ds:schemaRefs>
+    <ds:schemaRef ds:uri="http://schemas.microsoft.com/office/2006/metadata/contentType"/>
+    <ds:schemaRef ds:uri="http://schemas.microsoft.com/office/2006/metadata/properties/metaAttributes"/>
+    <ds:schemaRef ds:uri="http://www.w3.org/2001/XMLSchema"/>
+    <ds:schemaRef ds:uri="http://schemas.microsoft.com/office/2006/metadata/properties"/>
+    <ds:schemaRef ds:uri="40915466-697b-4597-97a8-8ce3ba18083c"/>
+    <ds:schemaRef ds:uri="ce5264cd-2933-4f1d-9ccf-564f0c8f34c0"/>
+    <ds:schemaRef ds:uri="http://schemas.microsoft.com/office/2006/documentManagement/types"/>
+    <ds:schemaRef ds:uri="http://schemas.microsoft.com/office/infopath/2007/PartnerControls"/>
+    <ds:schemaRef ds:uri="http://schemas.openxmlformats.org/package/2006/metadata/core-properties"/>
+    <ds:schemaRef ds:uri="http://purl.org/dc/elements/1.1/"/>
+    <ds:schemaRef ds:uri="http://purl.org/dc/terms/"/>
+    <ds:schemaRef ds:uri="http://schemas.microsoft.com/internal/obd"/>
+  </ds:schemaRefs>
+</ds:datastoreItem>
 </file>
 
 <file path=customXml/itemProps3.xml><?xml version="1.0" encoding="utf-8"?>
-<ds:datastoreItem xmlns:ds="http://schemas.openxmlformats.org/officeDocument/2006/customXml" ds:itemID="{09E5B87E-EEFE-4EBA-B689-42B3931B1F25}"/>
+<ds:datastoreItem xmlns:ds="http://schemas.openxmlformats.org/officeDocument/2006/customXml" ds:itemID="{09E5B87E-EEFE-4EBA-B689-42B3931B1F25}">
+  <ds:schemaRefs>
+    <ds:schemaRef ds:uri="http://schemas.microsoft.com/office/2006/metadata/properties"/>
+    <ds:schemaRef ds:uri="http://schemas.microsoft.com/office/infopath/2007/PartnerControls"/>
+    <ds:schemaRef ds:uri="ce5264cd-2933-4f1d-9ccf-564f0c8f34c0"/>
+    <ds:schemaRef ds:uri="40915466-697b-4597-97a8-8ce3ba18083c"/>
+  </ds:schemaRefs>
+</ds:datastoreItem>
 </file>